--- a/meta_data/OTICE_CRDS_calibration_routine_Silvia.docx
+++ b/meta_data/OTICE_CRDS_calibration_routine_Silvia.docx
@@ -130,13 +130,15 @@
                 <w:szCs w:val="16"/>
               </w:rPr>
             </w:pPr>
-            <w:r>
-              <w:rPr>
-                <w:sz w:val="16"/>
-                <w:szCs w:val="16"/>
-              </w:rPr>
-              <w:t>OTICE</w:t>
-            </w:r>
+            <w:proofErr w:type="spellStart"/>
+            <w:r>
+              <w:rPr>
+                <w:sz w:val="16"/>
+                <w:szCs w:val="16"/>
+              </w:rPr>
+              <w:t>Node</w:t>
+            </w:r>
+            <w:proofErr w:type="spellEnd"/>
           </w:p>
         </w:tc>
         <w:tc>
@@ -162,35 +164,14 @@
                 <w:sz w:val="16"/>
                 <w:szCs w:val="16"/>
               </w:rPr>
-              <w:t>OTICE</w:t>
-            </w:r>
-            <w:r>
-              <w:rPr>
-                <w:sz w:val="16"/>
-                <w:szCs w:val="16"/>
-              </w:rPr>
-              <w:t>_</w:t>
-            </w:r>
-            <w:r>
-              <w:rPr>
-                <w:sz w:val="16"/>
-                <w:szCs w:val="16"/>
-              </w:rPr>
-              <w:t>NH3</w:t>
-            </w:r>
-            <w:r>
-              <w:rPr>
-                <w:sz w:val="16"/>
-                <w:szCs w:val="16"/>
-              </w:rPr>
-              <w:t>_</w:t>
-            </w:r>
-            <w:r>
-              <w:rPr>
-                <w:sz w:val="16"/>
-                <w:szCs w:val="16"/>
-              </w:rPr>
-              <w:t>sensor</w:t>
+              <w:t>OTICE_</w:t>
+            </w:r>
+            <w:r>
+              <w:rPr>
+                <w:sz w:val="16"/>
+                <w:szCs w:val="16"/>
+              </w:rPr>
+              <w:t>NH3_sensor</w:t>
             </w:r>
           </w:p>
         </w:tc>
@@ -217,35 +198,14 @@
                 <w:sz w:val="16"/>
                 <w:szCs w:val="16"/>
               </w:rPr>
-              <w:t>OTICE</w:t>
-            </w:r>
-            <w:r>
-              <w:rPr>
-                <w:sz w:val="16"/>
-                <w:szCs w:val="16"/>
-              </w:rPr>
-              <w:t>_</w:t>
-            </w:r>
-            <w:r>
-              <w:rPr>
-                <w:sz w:val="16"/>
-                <w:szCs w:val="16"/>
-              </w:rPr>
-              <w:t>CO2</w:t>
-            </w:r>
-            <w:r>
-              <w:rPr>
-                <w:sz w:val="16"/>
-                <w:szCs w:val="16"/>
-              </w:rPr>
-              <w:t>_</w:t>
-            </w:r>
-            <w:r>
-              <w:rPr>
-                <w:sz w:val="16"/>
-                <w:szCs w:val="16"/>
-              </w:rPr>
-              <w:t>sensor</w:t>
+              <w:t>OTICE_</w:t>
+            </w:r>
+            <w:r>
+              <w:rPr>
+                <w:sz w:val="16"/>
+                <w:szCs w:val="16"/>
+              </w:rPr>
+              <w:t>CO2_sensor</w:t>
             </w:r>
           </w:p>
         </w:tc>
@@ -267,13 +227,15 @@
                 <w:szCs w:val="16"/>
               </w:rPr>
             </w:pPr>
-            <w:r>
-              <w:rPr>
-                <w:sz w:val="16"/>
-                <w:szCs w:val="16"/>
-              </w:rPr>
-              <w:t>CRDS</w:t>
-            </w:r>
+            <w:proofErr w:type="spellStart"/>
+            <w:r>
+              <w:rPr>
+                <w:sz w:val="16"/>
+                <w:szCs w:val="16"/>
+              </w:rPr>
+              <w:t>analyzer</w:t>
+            </w:r>
+            <w:proofErr w:type="spellEnd"/>
           </w:p>
         </w:tc>
         <w:tc>
@@ -300,7 +262,14 @@
                 <w:sz w:val="16"/>
                 <w:szCs w:val="16"/>
               </w:rPr>
-              <w:t xml:space="preserve">Location </w:t>
+              <w:t>location</w:t>
+            </w:r>
+            <w:r>
+              <w:rPr>
+                <w:sz w:val="16"/>
+                <w:szCs w:val="16"/>
+              </w:rPr>
+              <w:t xml:space="preserve"> </w:t>
             </w:r>
           </w:p>
         </w:tc>
@@ -444,7 +413,7 @@
                 <w:sz w:val="16"/>
                 <w:szCs w:val="16"/>
               </w:rPr>
-              <w:t>CRDS09</w:t>
+              <w:t>CRDS9</w:t>
             </w:r>
           </w:p>
         </w:tc>
@@ -614,7 +583,7 @@
                 <w:sz w:val="16"/>
                 <w:szCs w:val="16"/>
               </w:rPr>
-              <w:t>CRDS09</w:t>
+              <w:t>CRDS9</w:t>
             </w:r>
           </w:p>
         </w:tc>
@@ -784,7 +753,7 @@
                 <w:sz w:val="16"/>
                 <w:szCs w:val="16"/>
               </w:rPr>
-              <w:t>CRDS09</w:t>
+              <w:t>CRDS9</w:t>
             </w:r>
           </w:p>
         </w:tc>
@@ -954,7 +923,7 @@
                 <w:sz w:val="16"/>
                 <w:szCs w:val="16"/>
               </w:rPr>
-              <w:t>CRDS09</w:t>
+              <w:t>CRDS9</w:t>
             </w:r>
           </w:p>
         </w:tc>
@@ -1124,7 +1093,7 @@
                 <w:sz w:val="16"/>
                 <w:szCs w:val="16"/>
               </w:rPr>
-              <w:t>CRDS09</w:t>
+              <w:t>CRDS9</w:t>
             </w:r>
           </w:p>
         </w:tc>
@@ -1294,7 +1263,7 @@
                 <w:sz w:val="16"/>
                 <w:szCs w:val="16"/>
               </w:rPr>
-              <w:t>CRDS09</w:t>
+              <w:t>CRDS9</w:t>
             </w:r>
           </w:p>
         </w:tc>
@@ -1464,7 +1433,7 @@
                 <w:sz w:val="16"/>
                 <w:szCs w:val="16"/>
               </w:rPr>
-              <w:t>CRDS09</w:t>
+              <w:t>CRDS9</w:t>
             </w:r>
           </w:p>
         </w:tc>
@@ -1608,7 +1577,7 @@
     <w:tbl>
       <w:tblPr>
         <w:tblStyle w:val="TableNormal0"/>
-        <w:tblW w:w="8849" w:type="dxa"/>
+        <w:tblW w:w="8637" w:type="dxa"/>
         <w:tblInd w:w="0" w:type="dxa"/>
         <w:tblLayout w:type="fixed"/>
         <w:tblLook w:val="0600" w:firstRow="0" w:lastRow="0" w:firstColumn="0" w:lastColumn="0" w:noHBand="1" w:noVBand="1"/>
@@ -1619,11 +1588,11 @@
         <w:gridCol w:w="1843"/>
         <w:gridCol w:w="1134"/>
         <w:gridCol w:w="1276"/>
-        <w:gridCol w:w="2196"/>
+        <w:gridCol w:w="1984"/>
       </w:tblGrid>
       <w:tr>
         <w:trPr>
-          <w:trHeight w:val="466"/>
+          <w:trHeight w:val="441"/>
         </w:trPr>
         <w:tc>
           <w:tcPr>
@@ -1644,13 +1613,15 @@
                 <w:szCs w:val="16"/>
               </w:rPr>
             </w:pPr>
-            <w:r>
-              <w:rPr>
-                <w:sz w:val="16"/>
-                <w:szCs w:val="16"/>
-              </w:rPr>
-              <w:t>OTICE</w:t>
-            </w:r>
+            <w:proofErr w:type="spellStart"/>
+            <w:r>
+              <w:rPr>
+                <w:sz w:val="16"/>
+                <w:szCs w:val="16"/>
+              </w:rPr>
+              <w:t>Node</w:t>
+            </w:r>
+            <w:proofErr w:type="spellEnd"/>
           </w:p>
         </w:tc>
         <w:tc>
@@ -1677,7 +1648,14 @@
                 <w:sz w:val="16"/>
                 <w:szCs w:val="16"/>
               </w:rPr>
-              <w:t>OTICE_NH3_sensor</w:t>
+              <w:t>OTICE_</w:t>
+            </w:r>
+            <w:r>
+              <w:rPr>
+                <w:sz w:val="16"/>
+                <w:szCs w:val="16"/>
+              </w:rPr>
+              <w:t>NH3_sensor</w:t>
             </w:r>
           </w:p>
         </w:tc>
@@ -1705,7 +1683,14 @@
                 <w:sz w:val="16"/>
                 <w:szCs w:val="16"/>
               </w:rPr>
-              <w:t>OTICE_CO2_sensor</w:t>
+              <w:t>OTICE_</w:t>
+            </w:r>
+            <w:r>
+              <w:rPr>
+                <w:sz w:val="16"/>
+                <w:szCs w:val="16"/>
+              </w:rPr>
+              <w:t>CO2_sensor</w:t>
             </w:r>
           </w:p>
         </w:tc>
@@ -1727,13 +1712,15 @@
                 <w:szCs w:val="16"/>
               </w:rPr>
             </w:pPr>
-            <w:r>
-              <w:rPr>
-                <w:sz w:val="16"/>
-                <w:szCs w:val="16"/>
-              </w:rPr>
-              <w:t>CRDS</w:t>
-            </w:r>
+            <w:proofErr w:type="spellStart"/>
+            <w:r>
+              <w:rPr>
+                <w:sz w:val="16"/>
+                <w:szCs w:val="16"/>
+              </w:rPr>
+              <w:t>analyzer</w:t>
+            </w:r>
+            <w:proofErr w:type="spellEnd"/>
           </w:p>
         </w:tc>
         <w:tc>
@@ -1760,13 +1747,20 @@
                 <w:sz w:val="16"/>
                 <w:szCs w:val="16"/>
               </w:rPr>
-              <w:t xml:space="preserve">Location </w:t>
-            </w:r>
-          </w:p>
-        </w:tc>
-        <w:tc>
-          <w:tcPr>
-            <w:tcW w:w="2196" w:type="dxa"/>
+              <w:t>location</w:t>
+            </w:r>
+            <w:r>
+              <w:rPr>
+                <w:sz w:val="16"/>
+                <w:szCs w:val="16"/>
+              </w:rPr>
+              <w:t xml:space="preserve"> </w:t>
+            </w:r>
+          </w:p>
+        </w:tc>
+        <w:tc>
+          <w:tcPr>
+            <w:tcW w:w="1984" w:type="dxa"/>
             <w:tcBorders>
               <w:top w:val="single" w:sz="8" w:space="0" w:color="000000"/>
               <w:left w:val="single" w:sz="8" w:space="0" w:color="000000"/>
@@ -1906,14 +1900,7 @@
                 <w:sz w:val="16"/>
                 <w:szCs w:val="16"/>
               </w:rPr>
-              <w:t>CRDS0</w:t>
-            </w:r>
-            <w:r>
-              <w:rPr>
-                <w:sz w:val="16"/>
-                <w:szCs w:val="16"/>
-              </w:rPr>
-              <w:t>8</w:t>
+              <w:t>CRDS8</w:t>
             </w:r>
           </w:p>
         </w:tc>
@@ -1947,7 +1934,7 @@
         </w:tc>
         <w:tc>
           <w:tcPr>
-            <w:tcW w:w="2196" w:type="dxa"/>
+            <w:tcW w:w="1984" w:type="dxa"/>
             <w:tcBorders>
               <w:top w:val="single" w:sz="8" w:space="0" w:color="000000"/>
               <w:left w:val="single" w:sz="8" w:space="0" w:color="000000"/>
@@ -2085,7 +2072,7 @@
                 <w:sz w:val="16"/>
                 <w:szCs w:val="16"/>
               </w:rPr>
-              <w:t>CRDS08</w:t>
+              <w:t>CRDS8</w:t>
             </w:r>
           </w:p>
         </w:tc>
@@ -2119,7 +2106,7 @@
         </w:tc>
         <w:tc>
           <w:tcPr>
-            <w:tcW w:w="2196" w:type="dxa"/>
+            <w:tcW w:w="1984" w:type="dxa"/>
             <w:tcBorders>
               <w:top w:val="single" w:sz="8" w:space="0" w:color="000000"/>
               <w:left w:val="single" w:sz="8" w:space="0" w:color="000000"/>
@@ -2257,7 +2244,7 @@
                 <w:sz w:val="16"/>
                 <w:szCs w:val="16"/>
               </w:rPr>
-              <w:t>CRDS08</w:t>
+              <w:t>CRDS8</w:t>
             </w:r>
           </w:p>
         </w:tc>
@@ -2291,7 +2278,7 @@
         </w:tc>
         <w:tc>
           <w:tcPr>
-            <w:tcW w:w="2196" w:type="dxa"/>
+            <w:tcW w:w="1984" w:type="dxa"/>
             <w:tcBorders>
               <w:top w:val="single" w:sz="8" w:space="0" w:color="000000"/>
               <w:left w:val="single" w:sz="8" w:space="0" w:color="000000"/>
@@ -2429,7 +2416,7 @@
                 <w:sz w:val="16"/>
                 <w:szCs w:val="16"/>
               </w:rPr>
-              <w:t>CRDS08</w:t>
+              <w:t>CRDS8</w:t>
             </w:r>
           </w:p>
         </w:tc>
@@ -2463,7 +2450,7 @@
         </w:tc>
         <w:tc>
           <w:tcPr>
-            <w:tcW w:w="2196" w:type="dxa"/>
+            <w:tcW w:w="1984" w:type="dxa"/>
             <w:tcBorders>
               <w:top w:val="single" w:sz="8" w:space="0" w:color="000000"/>
               <w:left w:val="single" w:sz="8" w:space="0" w:color="000000"/>
@@ -2601,7 +2588,7 @@
                 <w:sz w:val="16"/>
                 <w:szCs w:val="16"/>
               </w:rPr>
-              <w:t>CRDS08</w:t>
+              <w:t>CRDS8</w:t>
             </w:r>
           </w:p>
         </w:tc>
@@ -2635,7 +2622,7 @@
         </w:tc>
         <w:tc>
           <w:tcPr>
-            <w:tcW w:w="2196" w:type="dxa"/>
+            <w:tcW w:w="1984" w:type="dxa"/>
             <w:tcBorders>
               <w:top w:val="single" w:sz="8" w:space="0" w:color="000000"/>
               <w:left w:val="single" w:sz="8" w:space="0" w:color="000000"/>
@@ -2773,7 +2760,7 @@
                 <w:sz w:val="16"/>
                 <w:szCs w:val="16"/>
               </w:rPr>
-              <w:t>CRDS08</w:t>
+              <w:t>CRDS8</w:t>
             </w:r>
           </w:p>
         </w:tc>
@@ -2807,7 +2794,7 @@
         </w:tc>
         <w:tc>
           <w:tcPr>
-            <w:tcW w:w="2196" w:type="dxa"/>
+            <w:tcW w:w="1984" w:type="dxa"/>
             <w:tcBorders>
               <w:top w:val="single" w:sz="8" w:space="0" w:color="000000"/>
               <w:left w:val="single" w:sz="8" w:space="0" w:color="000000"/>
@@ -2945,7 +2932,7 @@
                 <w:sz w:val="16"/>
                 <w:szCs w:val="16"/>
               </w:rPr>
-              <w:t>CRDS08</w:t>
+              <w:t>CRDS8</w:t>
             </w:r>
           </w:p>
         </w:tc>
@@ -2979,7 +2966,7 @@
         </w:tc>
         <w:tc>
           <w:tcPr>
-            <w:tcW w:w="2196" w:type="dxa"/>
+            <w:tcW w:w="1984" w:type="dxa"/>
             <w:tcBorders>
               <w:top w:val="single" w:sz="8" w:space="0" w:color="000000"/>
               <w:left w:val="single" w:sz="8" w:space="0" w:color="000000"/>
@@ -3123,7 +3110,7 @@
                 <w:sz w:val="16"/>
                 <w:szCs w:val="16"/>
               </w:rPr>
-              <w:t>CRDS08</w:t>
+              <w:t>CRDS8</w:t>
             </w:r>
           </w:p>
         </w:tc>
@@ -3157,7 +3144,7 @@
         </w:tc>
         <w:tc>
           <w:tcPr>
-            <w:tcW w:w="2196" w:type="dxa"/>
+            <w:tcW w:w="1984" w:type="dxa"/>
             <w:tcBorders>
               <w:top w:val="single" w:sz="8" w:space="0" w:color="000000"/>
               <w:left w:val="single" w:sz="8" w:space="0" w:color="000000"/>
@@ -3211,16 +3198,7 @@
           <w:sz w:val="16"/>
           <w:szCs w:val="16"/>
         </w:rPr>
-        <w:t>date:</w:t>
-      </w:r>
-      <w:r>
-        <w:rPr>
-          <w:b/>
-          <w:bCs/>
-          <w:sz w:val="16"/>
-          <w:szCs w:val="16"/>
-        </w:rPr>
-        <w:t xml:space="preserve"> 21/10/2025</w:t>
+        <w:t>date: 21/10/2025</w:t>
       </w:r>
       <w:r>
         <w:rPr>
@@ -3309,13 +3287,15 @@
                 <w:szCs w:val="16"/>
               </w:rPr>
             </w:pPr>
-            <w:r>
-              <w:rPr>
-                <w:sz w:val="16"/>
-                <w:szCs w:val="16"/>
-              </w:rPr>
-              <w:t>OTICE</w:t>
-            </w:r>
+            <w:proofErr w:type="spellStart"/>
+            <w:r>
+              <w:rPr>
+                <w:sz w:val="16"/>
+                <w:szCs w:val="16"/>
+              </w:rPr>
+              <w:t>Node</w:t>
+            </w:r>
+            <w:proofErr w:type="spellEnd"/>
           </w:p>
         </w:tc>
         <w:tc>
@@ -3342,7 +3322,14 @@
                 <w:sz w:val="16"/>
                 <w:szCs w:val="16"/>
               </w:rPr>
-              <w:t>OTICE_NH3_sensor</w:t>
+              <w:t>OTICE_</w:t>
+            </w:r>
+            <w:r>
+              <w:rPr>
+                <w:sz w:val="16"/>
+                <w:szCs w:val="16"/>
+              </w:rPr>
+              <w:t>NH3_sensor</w:t>
             </w:r>
           </w:p>
         </w:tc>
@@ -3370,7 +3357,14 @@
                 <w:sz w:val="16"/>
                 <w:szCs w:val="16"/>
               </w:rPr>
-              <w:t>OTICE_CO2_sensor</w:t>
+              <w:t>OTICE_</w:t>
+            </w:r>
+            <w:r>
+              <w:rPr>
+                <w:sz w:val="16"/>
+                <w:szCs w:val="16"/>
+              </w:rPr>
+              <w:t>CO2_sensor</w:t>
             </w:r>
           </w:p>
         </w:tc>
@@ -3392,13 +3386,15 @@
                 <w:szCs w:val="16"/>
               </w:rPr>
             </w:pPr>
-            <w:r>
-              <w:rPr>
-                <w:sz w:val="16"/>
-                <w:szCs w:val="16"/>
-              </w:rPr>
-              <w:t>CRDS</w:t>
-            </w:r>
+            <w:proofErr w:type="spellStart"/>
+            <w:r>
+              <w:rPr>
+                <w:sz w:val="16"/>
+                <w:szCs w:val="16"/>
+              </w:rPr>
+              <w:t>analyzer</w:t>
+            </w:r>
+            <w:proofErr w:type="spellEnd"/>
           </w:p>
         </w:tc>
         <w:tc>
@@ -3425,7 +3421,14 @@
                 <w:sz w:val="16"/>
                 <w:szCs w:val="16"/>
               </w:rPr>
-              <w:t xml:space="preserve">Location </w:t>
+              <w:t>location</w:t>
+            </w:r>
+            <w:r>
+              <w:rPr>
+                <w:sz w:val="16"/>
+                <w:szCs w:val="16"/>
+              </w:rPr>
+              <w:t xml:space="preserve"> </w:t>
             </w:r>
           </w:p>
         </w:tc>
@@ -3571,7 +3574,7 @@
                 <w:sz w:val="16"/>
                 <w:szCs w:val="16"/>
               </w:rPr>
-              <w:t>CRDS08</w:t>
+              <w:t>CRDS8</w:t>
             </w:r>
           </w:p>
         </w:tc>
@@ -3743,7 +3746,7 @@
                 <w:sz w:val="16"/>
                 <w:szCs w:val="16"/>
               </w:rPr>
-              <w:t>CRDS08</w:t>
+              <w:t>CRDS8</w:t>
             </w:r>
           </w:p>
         </w:tc>
@@ -3917,7 +3920,7 @@
                 <w:sz w:val="16"/>
                 <w:szCs w:val="16"/>
               </w:rPr>
-              <w:t>CRDS08</w:t>
+              <w:t>CRDS8</w:t>
             </w:r>
           </w:p>
         </w:tc>
@@ -4089,7 +4092,7 @@
                 <w:sz w:val="16"/>
                 <w:szCs w:val="16"/>
               </w:rPr>
-              <w:t>CRDS08</w:t>
+              <w:t>CRDS8</w:t>
             </w:r>
           </w:p>
         </w:tc>
@@ -4261,7 +4264,7 @@
                 <w:sz w:val="16"/>
                 <w:szCs w:val="16"/>
               </w:rPr>
-              <w:t>CRDS08</w:t>
+              <w:t>CRDS8</w:t>
             </w:r>
           </w:p>
         </w:tc>
@@ -4433,7 +4436,7 @@
                 <w:sz w:val="16"/>
                 <w:szCs w:val="16"/>
               </w:rPr>
-              <w:t>CRDS08</w:t>
+              <w:t>CRDS8</w:t>
             </w:r>
           </w:p>
         </w:tc>
@@ -4605,7 +4608,7 @@
                 <w:sz w:val="16"/>
                 <w:szCs w:val="16"/>
               </w:rPr>
-              <w:t>CRDS08</w:t>
+              <w:t>CRDS8</w:t>
             </w:r>
           </w:p>
         </w:tc>
@@ -4777,7 +4780,7 @@
                 <w:sz w:val="16"/>
                 <w:szCs w:val="16"/>
               </w:rPr>
-              <w:t>CRDS08</w:t>
+              <w:t>CRDS8</w:t>
             </w:r>
           </w:p>
         </w:tc>
@@ -4897,16 +4900,7 @@
           <w:szCs w:val="16"/>
         </w:rPr>
         <w:lastRenderedPageBreak/>
-        <w:t>date:</w:t>
-      </w:r>
-      <w:r>
-        <w:rPr>
-          <w:b/>
-          <w:bCs/>
-          <w:sz w:val="16"/>
-          <w:szCs w:val="16"/>
-        </w:rPr>
-        <w:t xml:space="preserve"> 10/11/2025 </w:t>
+        <w:t xml:space="preserve">date: 10/11/2025 </w:t>
       </w:r>
       <w:r>
         <w:rPr>
@@ -4995,13 +4989,15 @@
                 <w:szCs w:val="16"/>
               </w:rPr>
             </w:pPr>
-            <w:r>
-              <w:rPr>
-                <w:sz w:val="16"/>
-                <w:szCs w:val="16"/>
-              </w:rPr>
-              <w:t>OTICE</w:t>
-            </w:r>
+            <w:proofErr w:type="spellStart"/>
+            <w:r>
+              <w:rPr>
+                <w:sz w:val="16"/>
+                <w:szCs w:val="16"/>
+              </w:rPr>
+              <w:t>Node</w:t>
+            </w:r>
+            <w:proofErr w:type="spellEnd"/>
           </w:p>
         </w:tc>
         <w:tc>
@@ -5028,7 +5024,14 @@
                 <w:sz w:val="16"/>
                 <w:szCs w:val="16"/>
               </w:rPr>
-              <w:t>OTICE_NH3_sensor</w:t>
+              <w:t>OTICE_</w:t>
+            </w:r>
+            <w:r>
+              <w:rPr>
+                <w:sz w:val="16"/>
+                <w:szCs w:val="16"/>
+              </w:rPr>
+              <w:t>NH3_sensor</w:t>
             </w:r>
           </w:p>
         </w:tc>
@@ -5056,7 +5059,14 @@
                 <w:sz w:val="16"/>
                 <w:szCs w:val="16"/>
               </w:rPr>
-              <w:t>OTICE_CO2_sensor</w:t>
+              <w:t>OTICE_</w:t>
+            </w:r>
+            <w:r>
+              <w:rPr>
+                <w:sz w:val="16"/>
+                <w:szCs w:val="16"/>
+              </w:rPr>
+              <w:t>CO2_sensor</w:t>
             </w:r>
           </w:p>
         </w:tc>
@@ -5078,13 +5088,15 @@
                 <w:szCs w:val="16"/>
               </w:rPr>
             </w:pPr>
-            <w:r>
-              <w:rPr>
-                <w:sz w:val="16"/>
-                <w:szCs w:val="16"/>
-              </w:rPr>
-              <w:t>CRDS</w:t>
-            </w:r>
+            <w:proofErr w:type="spellStart"/>
+            <w:r>
+              <w:rPr>
+                <w:sz w:val="16"/>
+                <w:szCs w:val="16"/>
+              </w:rPr>
+              <w:t>analyzer</w:t>
+            </w:r>
+            <w:proofErr w:type="spellEnd"/>
           </w:p>
         </w:tc>
         <w:tc>
@@ -5111,7 +5123,14 @@
                 <w:sz w:val="16"/>
                 <w:szCs w:val="16"/>
               </w:rPr>
-              <w:t xml:space="preserve">Location </w:t>
+              <w:t>location</w:t>
+            </w:r>
+            <w:r>
+              <w:rPr>
+                <w:sz w:val="16"/>
+                <w:szCs w:val="16"/>
+              </w:rPr>
+              <w:t xml:space="preserve"> </w:t>
             </w:r>
           </w:p>
         </w:tc>
@@ -5257,7 +5276,7 @@
                 <w:sz w:val="16"/>
                 <w:szCs w:val="16"/>
               </w:rPr>
-              <w:t>CRDS08</w:t>
+              <w:t>CRDS8</w:t>
             </w:r>
           </w:p>
         </w:tc>
@@ -5429,7 +5448,7 @@
                 <w:sz w:val="16"/>
                 <w:szCs w:val="16"/>
               </w:rPr>
-              <w:t>CRDS08</w:t>
+              <w:t>CRDS8</w:t>
             </w:r>
           </w:p>
         </w:tc>
@@ -5603,7 +5622,7 @@
                 <w:sz w:val="16"/>
                 <w:szCs w:val="16"/>
               </w:rPr>
-              <w:t>CRDS08</w:t>
+              <w:t>CRDS8</w:t>
             </w:r>
           </w:p>
         </w:tc>
@@ -5775,7 +5794,7 @@
                 <w:sz w:val="16"/>
                 <w:szCs w:val="16"/>
               </w:rPr>
-              <w:t>CRDS08</w:t>
+              <w:t>CRDS8</w:t>
             </w:r>
           </w:p>
         </w:tc>
@@ -5949,7 +5968,7 @@
                 <w:sz w:val="16"/>
                 <w:szCs w:val="16"/>
               </w:rPr>
-              <w:t>CRDS08</w:t>
+              <w:t>CRDS8</w:t>
             </w:r>
           </w:p>
         </w:tc>
@@ -6121,7 +6140,7 @@
                 <w:sz w:val="16"/>
                 <w:szCs w:val="16"/>
               </w:rPr>
-              <w:t>CRDS08</w:t>
+              <w:t>CRDS8</w:t>
             </w:r>
           </w:p>
         </w:tc>
@@ -6293,7 +6312,7 @@
                 <w:sz w:val="16"/>
                 <w:szCs w:val="16"/>
               </w:rPr>
-              <w:t>CRDS08</w:t>
+              <w:t>CRDS8</w:t>
             </w:r>
           </w:p>
         </w:tc>
@@ -6466,7 +6485,7 @@
                 <w:sz w:val="16"/>
                 <w:szCs w:val="16"/>
               </w:rPr>
-              <w:t>CRDS08</w:t>
+              <w:t>CRDS8</w:t>
             </w:r>
           </w:p>
         </w:tc>
@@ -6641,13 +6660,15 @@
                 <w:szCs w:val="16"/>
               </w:rPr>
             </w:pPr>
-            <w:r>
-              <w:rPr>
-                <w:sz w:val="16"/>
-                <w:szCs w:val="16"/>
-              </w:rPr>
-              <w:t>OTICE</w:t>
-            </w:r>
+            <w:proofErr w:type="spellStart"/>
+            <w:r>
+              <w:rPr>
+                <w:sz w:val="16"/>
+                <w:szCs w:val="16"/>
+              </w:rPr>
+              <w:t>Node</w:t>
+            </w:r>
+            <w:proofErr w:type="spellEnd"/>
           </w:p>
         </w:tc>
         <w:tc>
@@ -6674,7 +6695,14 @@
                 <w:sz w:val="16"/>
                 <w:szCs w:val="16"/>
               </w:rPr>
-              <w:t>OTICE_NH3_sensor</w:t>
+              <w:t>OTICE_</w:t>
+            </w:r>
+            <w:r>
+              <w:rPr>
+                <w:sz w:val="16"/>
+                <w:szCs w:val="16"/>
+              </w:rPr>
+              <w:t>NH3_sensor</w:t>
             </w:r>
           </w:p>
         </w:tc>
@@ -6702,7 +6730,14 @@
                 <w:sz w:val="16"/>
                 <w:szCs w:val="16"/>
               </w:rPr>
-              <w:t>OTICE_CO2_sensor</w:t>
+              <w:t>OTICE_</w:t>
+            </w:r>
+            <w:r>
+              <w:rPr>
+                <w:sz w:val="16"/>
+                <w:szCs w:val="16"/>
+              </w:rPr>
+              <w:t>CO2_sensor</w:t>
             </w:r>
           </w:p>
         </w:tc>
@@ -6724,13 +6759,15 @@
                 <w:szCs w:val="16"/>
               </w:rPr>
             </w:pPr>
-            <w:r>
-              <w:rPr>
-                <w:sz w:val="16"/>
-                <w:szCs w:val="16"/>
-              </w:rPr>
-              <w:t>CRDS</w:t>
-            </w:r>
+            <w:proofErr w:type="spellStart"/>
+            <w:r>
+              <w:rPr>
+                <w:sz w:val="16"/>
+                <w:szCs w:val="16"/>
+              </w:rPr>
+              <w:t>analyzer</w:t>
+            </w:r>
+            <w:proofErr w:type="spellEnd"/>
           </w:p>
         </w:tc>
         <w:tc>
@@ -6757,7 +6794,14 @@
                 <w:sz w:val="16"/>
                 <w:szCs w:val="16"/>
               </w:rPr>
-              <w:t xml:space="preserve">Location </w:t>
+              <w:t>location</w:t>
+            </w:r>
+            <w:r>
+              <w:rPr>
+                <w:sz w:val="16"/>
+                <w:szCs w:val="16"/>
+              </w:rPr>
+              <w:t xml:space="preserve"> </w:t>
             </w:r>
           </w:p>
         </w:tc>
@@ -6903,7 +6947,7 @@
                 <w:sz w:val="16"/>
                 <w:szCs w:val="16"/>
               </w:rPr>
-              <w:t>CRDS08</w:t>
+              <w:t>CRDS8</w:t>
             </w:r>
           </w:p>
         </w:tc>
@@ -7075,7 +7119,7 @@
                 <w:sz w:val="16"/>
                 <w:szCs w:val="16"/>
               </w:rPr>
-              <w:t>CRDS08</w:t>
+              <w:t>CRDS8</w:t>
             </w:r>
           </w:p>
         </w:tc>
@@ -7247,7 +7291,7 @@
                 <w:sz w:val="16"/>
                 <w:szCs w:val="16"/>
               </w:rPr>
-              <w:t>CRDS08</w:t>
+              <w:t>CRDS8</w:t>
             </w:r>
           </w:p>
         </w:tc>
@@ -7419,7 +7463,7 @@
                 <w:sz w:val="16"/>
                 <w:szCs w:val="16"/>
               </w:rPr>
-              <w:t>CRDS08</w:t>
+              <w:t>CRDS8</w:t>
             </w:r>
           </w:p>
         </w:tc>
@@ -7591,7 +7635,7 @@
                 <w:sz w:val="16"/>
                 <w:szCs w:val="16"/>
               </w:rPr>
-              <w:t>CRDS08</w:t>
+              <w:t>CRDS8</w:t>
             </w:r>
           </w:p>
         </w:tc>
@@ -7763,7 +7807,7 @@
                 <w:sz w:val="16"/>
                 <w:szCs w:val="16"/>
               </w:rPr>
-              <w:t>CRDS08</w:t>
+              <w:t>CRDS8</w:t>
             </w:r>
           </w:p>
         </w:tc>
@@ -7936,7 +7980,7 @@
                 <w:sz w:val="16"/>
                 <w:szCs w:val="16"/>
               </w:rPr>
-              <w:t>CRDS08</w:t>
+              <w:t>CRDS8</w:t>
             </w:r>
           </w:p>
         </w:tc>
@@ -8108,7 +8152,7 @@
                 <w:sz w:val="16"/>
                 <w:szCs w:val="16"/>
               </w:rPr>
-              <w:t>CRDS08</w:t>
+              <w:t>CRDS8</w:t>
             </w:r>
           </w:p>
         </w:tc>
@@ -8205,16 +8249,7 @@
           <w:sz w:val="16"/>
           <w:szCs w:val="16"/>
         </w:rPr>
-        <w:t>date:</w:t>
-      </w:r>
-      <w:r>
-        <w:rPr>
-          <w:b/>
-          <w:bCs/>
-          <w:sz w:val="16"/>
-          <w:szCs w:val="16"/>
-        </w:rPr>
-        <w:t xml:space="preserve"> 26/11/2025 </w:t>
+        <w:t xml:space="preserve">date: 26/11/2025 </w:t>
       </w:r>
       <w:r>
         <w:rPr>
@@ -8285,13 +8320,15 @@
                 <w:szCs w:val="16"/>
               </w:rPr>
             </w:pPr>
-            <w:r>
-              <w:rPr>
-                <w:sz w:val="16"/>
-                <w:szCs w:val="16"/>
-              </w:rPr>
-              <w:t>OTICE</w:t>
-            </w:r>
+            <w:proofErr w:type="spellStart"/>
+            <w:r>
+              <w:rPr>
+                <w:sz w:val="16"/>
+                <w:szCs w:val="16"/>
+              </w:rPr>
+              <w:t>Node</w:t>
+            </w:r>
+            <w:proofErr w:type="spellEnd"/>
           </w:p>
         </w:tc>
         <w:tc>
@@ -8318,7 +8355,14 @@
                 <w:sz w:val="16"/>
                 <w:szCs w:val="16"/>
               </w:rPr>
-              <w:t>OTICE_NH3_sensor</w:t>
+              <w:t>OTICE_</w:t>
+            </w:r>
+            <w:r>
+              <w:rPr>
+                <w:sz w:val="16"/>
+                <w:szCs w:val="16"/>
+              </w:rPr>
+              <w:t>NH3_sensor</w:t>
             </w:r>
           </w:p>
         </w:tc>
@@ -8346,7 +8390,14 @@
                 <w:sz w:val="16"/>
                 <w:szCs w:val="16"/>
               </w:rPr>
-              <w:t>OTICE_CO2_sensor</w:t>
+              <w:t>OTICE_</w:t>
+            </w:r>
+            <w:r>
+              <w:rPr>
+                <w:sz w:val="16"/>
+                <w:szCs w:val="16"/>
+              </w:rPr>
+              <w:t>CO2_sensor</w:t>
             </w:r>
           </w:p>
         </w:tc>
@@ -8368,13 +8419,15 @@
                 <w:szCs w:val="16"/>
               </w:rPr>
             </w:pPr>
-            <w:r>
-              <w:rPr>
-                <w:sz w:val="16"/>
-                <w:szCs w:val="16"/>
-              </w:rPr>
-              <w:t>CRDS</w:t>
-            </w:r>
+            <w:proofErr w:type="spellStart"/>
+            <w:r>
+              <w:rPr>
+                <w:sz w:val="16"/>
+                <w:szCs w:val="16"/>
+              </w:rPr>
+              <w:t>analyzer</w:t>
+            </w:r>
+            <w:proofErr w:type="spellEnd"/>
           </w:p>
         </w:tc>
         <w:tc>
@@ -8401,7 +8454,14 @@
                 <w:sz w:val="16"/>
                 <w:szCs w:val="16"/>
               </w:rPr>
-              <w:t xml:space="preserve">Location </w:t>
+              <w:t>location</w:t>
+            </w:r>
+            <w:r>
+              <w:rPr>
+                <w:sz w:val="16"/>
+                <w:szCs w:val="16"/>
+              </w:rPr>
+              <w:t xml:space="preserve"> </w:t>
             </w:r>
           </w:p>
         </w:tc>
@@ -8547,7 +8607,7 @@
                 <w:sz w:val="16"/>
                 <w:szCs w:val="16"/>
               </w:rPr>
-              <w:t>CRDS08</w:t>
+              <w:t>CRDS8</w:t>
             </w:r>
           </w:p>
         </w:tc>
@@ -8719,7 +8779,7 @@
                 <w:sz w:val="16"/>
                 <w:szCs w:val="16"/>
               </w:rPr>
-              <w:t>CRDS08</w:t>
+              <w:t>CRDS8</w:t>
             </w:r>
           </w:p>
         </w:tc>
@@ -8891,7 +8951,7 @@
                 <w:sz w:val="16"/>
                 <w:szCs w:val="16"/>
               </w:rPr>
-              <w:t>CRDS08</w:t>
+              <w:t>CRDS8</w:t>
             </w:r>
           </w:p>
         </w:tc>
@@ -9063,7 +9123,7 @@
                 <w:sz w:val="16"/>
                 <w:szCs w:val="16"/>
               </w:rPr>
-              <w:t>CRDS08</w:t>
+              <w:t>CRDS8</w:t>
             </w:r>
           </w:p>
         </w:tc>
@@ -9235,7 +9295,7 @@
                 <w:sz w:val="16"/>
                 <w:szCs w:val="16"/>
               </w:rPr>
-              <w:t>CRDS08</w:t>
+              <w:t>CRDS8</w:t>
             </w:r>
           </w:p>
         </w:tc>
@@ -9407,7 +9467,7 @@
                 <w:sz w:val="16"/>
                 <w:szCs w:val="16"/>
               </w:rPr>
-              <w:t>CRDS08</w:t>
+              <w:t>CRDS8</w:t>
             </w:r>
           </w:p>
         </w:tc>
@@ -9579,7 +9639,7 @@
                 <w:sz w:val="16"/>
                 <w:szCs w:val="16"/>
               </w:rPr>
-              <w:t>CRDS08</w:t>
+              <w:t>CRDS8</w:t>
             </w:r>
           </w:p>
         </w:tc>
@@ -9748,16 +9808,7 @@
           <w:szCs w:val="16"/>
         </w:rPr>
         <w:lastRenderedPageBreak/>
-        <w:t>date:</w:t>
-      </w:r>
-      <w:r>
-        <w:rPr>
-          <w:b/>
-          <w:bCs/>
-          <w:sz w:val="16"/>
-          <w:szCs w:val="16"/>
-        </w:rPr>
-        <w:t xml:space="preserve"> 1/12/2025 </w:t>
+        <w:t xml:space="preserve">date: 1/12/2025 </w:t>
       </w:r>
       <w:r>
         <w:rPr>
@@ -9817,13 +9868,15 @@
                 <w:szCs w:val="16"/>
               </w:rPr>
             </w:pPr>
-            <w:r>
-              <w:rPr>
-                <w:sz w:val="16"/>
-                <w:szCs w:val="16"/>
-              </w:rPr>
-              <w:t>OTICE</w:t>
-            </w:r>
+            <w:proofErr w:type="spellStart"/>
+            <w:r>
+              <w:rPr>
+                <w:sz w:val="16"/>
+                <w:szCs w:val="16"/>
+              </w:rPr>
+              <w:t>Node</w:t>
+            </w:r>
+            <w:proofErr w:type="spellEnd"/>
           </w:p>
         </w:tc>
         <w:tc>
@@ -9850,7 +9903,14 @@
                 <w:sz w:val="16"/>
                 <w:szCs w:val="16"/>
               </w:rPr>
-              <w:t>OTICE_NH3_sensor</w:t>
+              <w:t>OTICE_</w:t>
+            </w:r>
+            <w:r>
+              <w:rPr>
+                <w:sz w:val="16"/>
+                <w:szCs w:val="16"/>
+              </w:rPr>
+              <w:t>NH3_sensor</w:t>
             </w:r>
           </w:p>
         </w:tc>
@@ -9878,7 +9938,14 @@
                 <w:sz w:val="16"/>
                 <w:szCs w:val="16"/>
               </w:rPr>
-              <w:t>OTICE_CO2_sensor</w:t>
+              <w:t>OTICE_</w:t>
+            </w:r>
+            <w:r>
+              <w:rPr>
+                <w:sz w:val="16"/>
+                <w:szCs w:val="16"/>
+              </w:rPr>
+              <w:t>CO2_sensor</w:t>
             </w:r>
           </w:p>
         </w:tc>
@@ -9900,13 +9967,15 @@
                 <w:szCs w:val="16"/>
               </w:rPr>
             </w:pPr>
-            <w:r>
-              <w:rPr>
-                <w:sz w:val="16"/>
-                <w:szCs w:val="16"/>
-              </w:rPr>
-              <w:t>CRDS</w:t>
-            </w:r>
+            <w:proofErr w:type="spellStart"/>
+            <w:r>
+              <w:rPr>
+                <w:sz w:val="16"/>
+                <w:szCs w:val="16"/>
+              </w:rPr>
+              <w:t>analyzer</w:t>
+            </w:r>
+            <w:proofErr w:type="spellEnd"/>
           </w:p>
         </w:tc>
         <w:tc>
@@ -9933,7 +10002,14 @@
                 <w:sz w:val="16"/>
                 <w:szCs w:val="16"/>
               </w:rPr>
-              <w:t xml:space="preserve">Location </w:t>
+              <w:t>location</w:t>
+            </w:r>
+            <w:r>
+              <w:rPr>
+                <w:sz w:val="16"/>
+                <w:szCs w:val="16"/>
+              </w:rPr>
+              <w:t xml:space="preserve"> </w:t>
             </w:r>
           </w:p>
         </w:tc>
@@ -10080,7 +10156,7 @@
                 <w:sz w:val="16"/>
                 <w:szCs w:val="16"/>
               </w:rPr>
-              <w:t>CRDS08</w:t>
+              <w:t>CRDS8</w:t>
             </w:r>
           </w:p>
         </w:tc>
@@ -10253,7 +10329,7 @@
                 <w:sz w:val="16"/>
                 <w:szCs w:val="16"/>
               </w:rPr>
-              <w:t>CRDS08</w:t>
+              <w:t>CRDS8</w:t>
             </w:r>
           </w:p>
         </w:tc>
@@ -10425,7 +10501,7 @@
                 <w:sz w:val="16"/>
                 <w:szCs w:val="16"/>
               </w:rPr>
-              <w:t>CRDS08</w:t>
+              <w:t>CRDS8</w:t>
             </w:r>
           </w:p>
         </w:tc>
@@ -10597,7 +10673,7 @@
                 <w:sz w:val="16"/>
                 <w:szCs w:val="16"/>
               </w:rPr>
-              <w:t>CRDS08</w:t>
+              <w:t>CRDS8</w:t>
             </w:r>
           </w:p>
         </w:tc>
@@ -10769,7 +10845,7 @@
                 <w:sz w:val="16"/>
                 <w:szCs w:val="16"/>
               </w:rPr>
-              <w:t>CRDS08</w:t>
+              <w:t>CRDS8</w:t>
             </w:r>
           </w:p>
         </w:tc>
@@ -10942,7 +11018,7 @@
                 <w:sz w:val="16"/>
                 <w:szCs w:val="16"/>
               </w:rPr>
-              <w:t>CRDS08</w:t>
+              <w:t>CRDS8</w:t>
             </w:r>
           </w:p>
         </w:tc>
@@ -11114,7 +11190,7 @@
                 <w:sz w:val="16"/>
                 <w:szCs w:val="16"/>
               </w:rPr>
-              <w:t>CRDS08</w:t>
+              <w:t>CRDS8</w:t>
             </w:r>
           </w:p>
         </w:tc>
@@ -11292,13 +11368,15 @@
                 <w:szCs w:val="16"/>
               </w:rPr>
             </w:pPr>
-            <w:r>
-              <w:rPr>
-                <w:sz w:val="16"/>
-                <w:szCs w:val="16"/>
-              </w:rPr>
-              <w:t>OTICE</w:t>
-            </w:r>
+            <w:proofErr w:type="spellStart"/>
+            <w:r>
+              <w:rPr>
+                <w:sz w:val="16"/>
+                <w:szCs w:val="16"/>
+              </w:rPr>
+              <w:t>Node</w:t>
+            </w:r>
+            <w:proofErr w:type="spellEnd"/>
           </w:p>
         </w:tc>
         <w:tc>
@@ -11325,7 +11403,14 @@
                 <w:sz w:val="16"/>
                 <w:szCs w:val="16"/>
               </w:rPr>
-              <w:t>OTICE_NH3_sensor</w:t>
+              <w:t>OTICE_</w:t>
+            </w:r>
+            <w:r>
+              <w:rPr>
+                <w:sz w:val="16"/>
+                <w:szCs w:val="16"/>
+              </w:rPr>
+              <w:t>NH3_sensor</w:t>
             </w:r>
           </w:p>
         </w:tc>
@@ -11353,7 +11438,14 @@
                 <w:sz w:val="16"/>
                 <w:szCs w:val="16"/>
               </w:rPr>
-              <w:t>OTICE_CO2_sensor</w:t>
+              <w:t>OTICE_</w:t>
+            </w:r>
+            <w:r>
+              <w:rPr>
+                <w:sz w:val="16"/>
+                <w:szCs w:val="16"/>
+              </w:rPr>
+              <w:t>CO2_sensor</w:t>
             </w:r>
           </w:p>
         </w:tc>
@@ -11375,13 +11467,15 @@
                 <w:szCs w:val="16"/>
               </w:rPr>
             </w:pPr>
-            <w:r>
-              <w:rPr>
-                <w:sz w:val="16"/>
-                <w:szCs w:val="16"/>
-              </w:rPr>
-              <w:t>CRDS</w:t>
-            </w:r>
+            <w:proofErr w:type="spellStart"/>
+            <w:r>
+              <w:rPr>
+                <w:sz w:val="16"/>
+                <w:szCs w:val="16"/>
+              </w:rPr>
+              <w:t>analyzer</w:t>
+            </w:r>
+            <w:proofErr w:type="spellEnd"/>
           </w:p>
         </w:tc>
         <w:tc>
@@ -11408,7 +11502,14 @@
                 <w:sz w:val="16"/>
                 <w:szCs w:val="16"/>
               </w:rPr>
-              <w:t xml:space="preserve">Location </w:t>
+              <w:t>location</w:t>
+            </w:r>
+            <w:r>
+              <w:rPr>
+                <w:sz w:val="16"/>
+                <w:szCs w:val="16"/>
+              </w:rPr>
+              <w:t xml:space="preserve"> </w:t>
             </w:r>
           </w:p>
         </w:tc>
@@ -11554,7 +11655,7 @@
                 <w:sz w:val="16"/>
                 <w:szCs w:val="16"/>
               </w:rPr>
-              <w:t>CRDS08</w:t>
+              <w:t>CRDS8</w:t>
             </w:r>
           </w:p>
         </w:tc>
@@ -11582,7 +11683,7 @@
                 <w:sz w:val="16"/>
                 <w:szCs w:val="16"/>
               </w:rPr>
-              <w:t>36</w:t>
+              <w:t>5</w:t>
             </w:r>
           </w:p>
         </w:tc>
@@ -11727,7 +11828,7 @@
                 <w:sz w:val="16"/>
                 <w:szCs w:val="16"/>
               </w:rPr>
-              <w:t>CRDS08</w:t>
+              <w:t>CRDS8</w:t>
             </w:r>
           </w:p>
         </w:tc>
@@ -11755,7 +11856,7 @@
                 <w:sz w:val="16"/>
                 <w:szCs w:val="16"/>
               </w:rPr>
-              <w:t>30</w:t>
+              <w:t>4</w:t>
             </w:r>
           </w:p>
         </w:tc>
@@ -11899,7 +12000,7 @@
                 <w:sz w:val="16"/>
                 <w:szCs w:val="16"/>
               </w:rPr>
-              <w:t>CRDS08</w:t>
+              <w:t>CRDS8</w:t>
             </w:r>
           </w:p>
         </w:tc>
@@ -11927,7 +12028,7 @@
                 <w:sz w:val="16"/>
                 <w:szCs w:val="16"/>
               </w:rPr>
-              <w:t>15</w:t>
+              <w:t>3</w:t>
             </w:r>
           </w:p>
         </w:tc>
@@ -12071,7 +12172,7 @@
                 <w:sz w:val="16"/>
                 <w:szCs w:val="16"/>
               </w:rPr>
-              <w:t>CRDS08</w:t>
+              <w:t>CRDS8</w:t>
             </w:r>
           </w:p>
         </w:tc>
@@ -12099,7 +12200,7 @@
                 <w:sz w:val="16"/>
                 <w:szCs w:val="16"/>
               </w:rPr>
-              <w:t>45</w:t>
+              <w:t>7</w:t>
             </w:r>
           </w:p>
         </w:tc>
@@ -12243,7 +12344,7 @@
                 <w:sz w:val="16"/>
                 <w:szCs w:val="16"/>
               </w:rPr>
-              <w:t>CRDS08</w:t>
+              <w:t>CRDS8</w:t>
             </w:r>
           </w:p>
         </w:tc>
@@ -12271,7 +12372,7 @@
                 <w:sz w:val="16"/>
                 <w:szCs w:val="16"/>
               </w:rPr>
-              <w:t>42</w:t>
+              <w:t>6</w:t>
             </w:r>
           </w:p>
         </w:tc>
@@ -12417,7 +12518,7 @@
                 <w:sz w:val="16"/>
                 <w:szCs w:val="16"/>
               </w:rPr>
-              <w:t>CRDS08</w:t>
+              <w:t>CRDS8</w:t>
             </w:r>
           </w:p>
         </w:tc>
@@ -12445,7 +12546,7 @@
                 <w:sz w:val="16"/>
                 <w:szCs w:val="16"/>
               </w:rPr>
-              <w:t>12</w:t>
+              <w:t>1</w:t>
             </w:r>
           </w:p>
         </w:tc>
@@ -12589,7 +12690,7 @@
                 <w:sz w:val="16"/>
                 <w:szCs w:val="16"/>
               </w:rPr>
-              <w:t>CRDS08</w:t>
+              <w:t>CRDS8</w:t>
             </w:r>
           </w:p>
         </w:tc>
@@ -12617,7 +12718,7 @@
                 <w:sz w:val="16"/>
                 <w:szCs w:val="16"/>
               </w:rPr>
-              <w:t>18</w:t>
+              <w:t>2</w:t>
             </w:r>
           </w:p>
         </w:tc>
@@ -13496,6 +13597,7 @@
   <w:style w:type="character" w:default="1" w:styleId="DefaultParagraphFont">
     <w:name w:val="Default Paragraph Font"/>
     <w:uiPriority w:val="1"/>
+    <w:semiHidden/>
     <w:unhideWhenUsed/>
   </w:style>
   <w:style w:type="table" w:default="1" w:styleId="TableNormal">

--- a/meta_data/OTICE_CRDS_calibration_routine_Silvia.docx
+++ b/meta_data/OTICE_CRDS_calibration_routine_Silvia.docx
@@ -441,7 +441,7 @@
                 <w:sz w:val="16"/>
                 <w:szCs w:val="16"/>
               </w:rPr>
-              <w:t>24 or 27</w:t>
+              <w:t xml:space="preserve">24 </w:t>
             </w:r>
           </w:p>
         </w:tc>
@@ -611,7 +611,7 @@
                 <w:sz w:val="16"/>
                 <w:szCs w:val="16"/>
               </w:rPr>
-              <w:t>24 or 27</w:t>
+              <w:t xml:space="preserve">24 </w:t>
             </w:r>
           </w:p>
         </w:tc>
@@ -781,7 +781,7 @@
                 <w:sz w:val="16"/>
                 <w:szCs w:val="16"/>
               </w:rPr>
-              <w:t>24 or 27</w:t>
+              <w:t xml:space="preserve">24 </w:t>
             </w:r>
           </w:p>
         </w:tc>
@@ -951,7 +951,7 @@
                 <w:sz w:val="16"/>
                 <w:szCs w:val="16"/>
               </w:rPr>
-              <w:t>24 or 27</w:t>
+              <w:t xml:space="preserve">24 </w:t>
             </w:r>
           </w:p>
         </w:tc>
@@ -1121,7 +1121,7 @@
                 <w:sz w:val="16"/>
                 <w:szCs w:val="16"/>
               </w:rPr>
-              <w:t>24 or 27</w:t>
+              <w:t xml:space="preserve">24 </w:t>
             </w:r>
           </w:p>
         </w:tc>
@@ -1291,7 +1291,7 @@
                 <w:sz w:val="16"/>
                 <w:szCs w:val="16"/>
               </w:rPr>
-              <w:t>24 or 27</w:t>
+              <w:t xml:space="preserve">24 </w:t>
             </w:r>
           </w:p>
         </w:tc>
@@ -1461,7 +1461,7 @@
                 <w:sz w:val="16"/>
                 <w:szCs w:val="16"/>
               </w:rPr>
-              <w:t>24 or 27</w:t>
+              <w:t xml:space="preserve">24 </w:t>
             </w:r>
           </w:p>
         </w:tc>
